--- a/개발문서_TCP원격장치제어시스템.docx
+++ b/개발문서_TCP원격장치제어시스템.docx
@@ -4403,6 +4403,63 @@
     </w:p>
     <w:p>
       <w:pPr>
+        <w:spacing w:before="60" w:after="60" w:line="320" w:lineRule="auto"/>
+      </w:pPr>
+      <w:r>
+        <w:rPr>
+          <w:b/>
+          <w:color w:val="000000"/>
+        </w:rPr>
+        <w:t xml:space="preserve">다중 클라이언트</w:t>
+      </w:r>
+      <w:r>
+        <w:rPr>
+          <w:color w:val="000000"/>
+        </w:rPr>
+        <w:t xml:space="preserve">: 7세그는 물리적으로 1개뿐이라, 다른 클라이언트가 카운트다운 중이면 </w:t>
+      </w:r>
+      <w:r>
+        <w:rPr>
+          <w:rFonts w:ascii="Consolas" w:hAnsi="Consolas"/>
+          <w:color w:val="A31515"/>
+        </w:rPr>
+        <w:t xml:space="preserve">FND</w:t>
+      </w:r>
+      <w:r>
+        <w:rPr>
+          <w:color w:val="000000"/>
+        </w:rPr>
+        <w:t xml:space="preserve">/</w:t>
+      </w:r>
+      <w:r>
+        <w:rPr>
+          <w:rFonts w:ascii="Consolas" w:hAnsi="Consolas"/>
+          <w:color w:val="A31515"/>
+        </w:rPr>
+        <w:t xml:space="preserve">FND STOP</w:t>
+      </w:r>
+      <w:r>
+        <w:rPr>
+          <w:color w:val="000000"/>
+        </w:rPr>
+        <w:t xml:space="preserve">은 </w:t>
+      </w:r>
+      <w:r>
+        <w:rPr>
+          <w:rFonts w:ascii="Consolas" w:hAnsi="Consolas"/>
+          <w:color w:val="A31515"/>
+        </w:rPr>
+        <w:t xml:space="preserve">ERR FND_BUSY</w:t>
+      </w:r>
+      <w:r>
+        <w:rPr>
+          <w:color w:val="000000"/>
+        </w:rPr>
+        <w:t xml:space="preserve">로 거부하고 소유 클라이언트의 카운트다운을 유지한다(같은 클라이언트의 재시작은 허용, 연결 종료 시 자동 해제).</w:t>
+      </w:r>
+    </w:p>
+    <w:p>
+      <w:pPr>
         <w:pStyle w:val="3"/>
       </w:pPr>
       <w:r>
@@ -6993,6 +7050,23 @@
                 <w:sz w:val="20"/>
                 <w:szCs w:val="20"/>
               </w:rPr>
+              <w:t xml:space="preserve">, 사용 중이면 </w:t>
+            </w:r>
+            <w:r>
+              <w:rPr>
+                <w:color w:val="000000"/>
+                <w:rFonts w:ascii="Consolas" w:hAnsi="Consolas"/>
+                <w:sz w:val="20"/>
+                <w:szCs w:val="20"/>
+              </w:rPr>
+              <w:t xml:space="preserve">ERR FND_BUSY</w:t>
+            </w:r>
+            <w:r>
+              <w:rPr>
+                <w:color w:val="000000"/>
+                <w:sz w:val="20"/>
+                <w:szCs w:val="20"/>
+              </w:rPr>
               <w:t xml:space="preserve">)</w:t>
             </w:r>
           </w:p>
@@ -7073,6 +7147,31 @@
                 <w:szCs w:val="20"/>
               </w:rPr>
               <w:t xml:space="preserve">OK FND STOP</w:t>
+            </w:r>
+            <w:r>
+              <w:rPr>
+                <w:color w:val="000000"/>
+                <w:sz w:val="20"/>
+                <w:szCs w:val="20"/>
+              </w:rPr>
+              <w:t xml:space="preserve"> (사용 중이면 </w:t>
+            </w:r>
+            <w:r>
+              <w:rPr>
+                <w:color w:val="000000"/>
+                <w:rFonts w:ascii="Consolas" w:hAnsi="Consolas"/>
+                <w:sz w:val="20"/>
+                <w:szCs w:val="20"/>
+              </w:rPr>
+              <w:t xml:space="preserve">ERR FND_BUSY</w:t>
+            </w:r>
+            <w:r>
+              <w:rPr>
+                <w:color w:val="000000"/>
+                <w:sz w:val="20"/>
+                <w:szCs w:val="20"/>
+              </w:rPr>
+              <w:t xml:space="preserve">)</w:t>
             </w:r>
           </w:p>
         </w:tc>
@@ -7891,6 +7990,59 @@
           </w:p>
         </w:tc>
       </w:tr>
+      <w:tr>
+        <w:tc>
+          <w:tcPr>
+            <w:tcW w:w="3008" w:type="dxa"/>
+            <w:tcMar>
+              <w:top w:w="40" w:type="dxa"/>
+              <w:left w:w="100" w:type="dxa"/>
+              <w:bottom w:w="40" w:type="dxa"/>
+              <w:right w:w="100" w:type="dxa"/>
+            </w:tcMar>
+            <w:vAlign w:val="center"/>
+          </w:tcPr>
+          <w:p>
+            <w:pPr>
+              <w:spacing w:before="20" w:after="20" w:line="260" w:lineRule="auto"/>
+            </w:pPr>
+            <w:r>
+              <w:rPr>
+                <w:color w:val="000000"/>
+                <w:rFonts w:ascii="Consolas" w:hAnsi="Consolas"/>
+                <w:sz w:val="20"/>
+                <w:szCs w:val="20"/>
+              </w:rPr>
+              <w:t xml:space="preserve">ERR FND_BUSY</w:t>
+            </w:r>
+          </w:p>
+        </w:tc>
+        <w:tc>
+          <w:tcPr>
+            <w:tcW w:w="6017" w:type="dxa"/>
+            <w:tcMar>
+              <w:top w:w="40" w:type="dxa"/>
+              <w:left w:w="100" w:type="dxa"/>
+              <w:bottom w:w="40" w:type="dxa"/>
+              <w:right w:w="100" w:type="dxa"/>
+            </w:tcMar>
+            <w:vAlign w:val="center"/>
+          </w:tcPr>
+          <w:p>
+            <w:pPr>
+              <w:spacing w:before="20" w:after="20" w:line="260" w:lineRule="auto"/>
+            </w:pPr>
+            <w:r>
+              <w:rPr>
+                <w:color w:val="000000"/>
+                <w:sz w:val="20"/>
+                <w:szCs w:val="20"/>
+              </w:rPr>
+              <w:t xml:space="preserve">다른 클라이언트가 7세그(FND) 사용 중 — 소유 클라이언트만 제어 가능</w:t>
+            </w:r>
+          </w:p>
+        </w:tc>
+      </w:tr>
     </w:tbl>
     <w:p>
       <w:pPr>
@@ -11436,7 +11588,7 @@
                 <w:sz w:val="20"/>
                 <w:szCs w:val="20"/>
               </w:rPr>
-              <w:t xml:space="preserve">개발문서·README·실행과정 text → 15시 제출</w:t>
+              <w:t xml:space="preserve">개발문서·README·동영상 실연 → 15시 제출</w:t>
             </w:r>
           </w:p>
         </w:tc>
@@ -12522,6 +12674,142 @@
                 <w:szCs w:val="20"/>
               </w:rPr>
               <w:t xml:space="preserve"> 한 번 보내고 자동 모드 종료(오류값으로 LED 제어 안 함)</w:t>
+            </w:r>
+          </w:p>
+        </w:tc>
+      </w:tr>
+      <w:tr>
+        <w:tc>
+          <w:tcPr>
+            <w:tcW w:w="530" w:type="dxa"/>
+            <w:tcMar>
+              <w:top w:w="40" w:type="dxa"/>
+              <w:left w:w="100" w:type="dxa"/>
+              <w:bottom w:w="40" w:type="dxa"/>
+              <w:right w:w="100" w:type="dxa"/>
+            </w:tcMar>
+            <w:vAlign w:val="center"/>
+          </w:tcPr>
+          <w:p>
+            <w:pPr>
+              <w:spacing w:before="20" w:after="20" w:line="260" w:lineRule="auto"/>
+            </w:pPr>
+            <w:r>
+              <w:rPr>
+                <w:color w:val="000000"/>
+                <w:sz w:val="20"/>
+                <w:szCs w:val="20"/>
+              </w:rPr>
+              <w:t xml:space="preserve">8</w:t>
+            </w:r>
+          </w:p>
+        </w:tc>
+        <w:tc>
+          <w:tcPr>
+            <w:tcW w:w="2654" w:type="dxa"/>
+            <w:tcMar>
+              <w:top w:w="40" w:type="dxa"/>
+              <w:left w:w="100" w:type="dxa"/>
+              <w:bottom w:w="40" w:type="dxa"/>
+              <w:right w:w="100" w:type="dxa"/>
+            </w:tcMar>
+            <w:vAlign w:val="center"/>
+          </w:tcPr>
+          <w:p>
+            <w:pPr>
+              <w:spacing w:before="20" w:after="20" w:line="260" w:lineRule="auto"/>
+            </w:pPr>
+            <w:r>
+              <w:rPr>
+                <w:color w:val="000000"/>
+                <w:sz w:val="20"/>
+                <w:szCs w:val="20"/>
+              </w:rPr>
+              <w:t xml:space="preserve">다중 클라에서 A의 FND 카운트다운이 B의 FND 시작에 끊김</w:t>
+            </w:r>
+          </w:p>
+        </w:tc>
+        <w:tc>
+          <w:tcPr>
+            <w:tcW w:w="2123" w:type="dxa"/>
+            <w:tcMar>
+              <w:top w:w="40" w:type="dxa"/>
+              <w:left w:w="100" w:type="dxa"/>
+              <w:bottom w:w="40" w:type="dxa"/>
+              <w:right w:w="100" w:type="dxa"/>
+            </w:tcMar>
+            <w:vAlign w:val="center"/>
+          </w:tcPr>
+          <w:p>
+            <w:pPr>
+              <w:spacing w:before="20" w:after="20" w:line="260" w:lineRule="auto"/>
+            </w:pPr>
+            <w:r>
+              <w:rPr>
+                <w:color w:val="000000"/>
+                <w:sz w:val="20"/>
+                <w:szCs w:val="20"/>
+              </w:rPr>
+              <w:t xml:space="preserve">FND가 단일 전역 모드(</w:t>
+            </w:r>
+            <w:r>
+              <w:rPr>
+                <w:color w:val="000000"/>
+                <w:rFonts w:ascii="Consolas" w:hAnsi="Consolas"/>
+                <w:sz w:val="20"/>
+                <w:szCs w:val="20"/>
+              </w:rPr>
+              <w:t xml:space="preserve">g_fnd_sock</w:t>
+            </w:r>
+            <w:r>
+              <w:rPr>
+                <w:color w:val="000000"/>
+                <w:sz w:val="20"/>
+                <w:szCs w:val="20"/>
+              </w:rPr>
+              <w:t xml:space="preserve">)라 소켓이 B로 바뀜</w:t>
+            </w:r>
+          </w:p>
+        </w:tc>
+        <w:tc>
+          <w:tcPr>
+            <w:tcW w:w="3716" w:type="dxa"/>
+            <w:tcMar>
+              <w:top w:w="40" w:type="dxa"/>
+              <w:left w:w="100" w:type="dxa"/>
+              <w:bottom w:w="40" w:type="dxa"/>
+              <w:right w:w="100" w:type="dxa"/>
+            </w:tcMar>
+            <w:vAlign w:val="center"/>
+          </w:tcPr>
+          <w:p>
+            <w:pPr>
+              <w:spacing w:before="20" w:after="20" w:line="260" w:lineRule="auto"/>
+            </w:pPr>
+            <w:r>
+              <w:rPr>
+                <w:color w:val="000000"/>
+                <w:sz w:val="20"/>
+                <w:szCs w:val="20"/>
+              </w:rPr>
+              <w:t xml:space="preserve">다른 클라 사용 중이면 </w:t>
+            </w:r>
+            <w:r>
+              <w:rPr>
+                <w:color w:val="000000"/>
+                <w:rFonts w:ascii="Consolas" w:hAnsi="Consolas"/>
+                <w:sz w:val="20"/>
+                <w:szCs w:val="20"/>
+              </w:rPr>
+              <w:t xml:space="preserve">ERR FND_BUSY</w:t>
+            </w:r>
+            <w:r>
+              <w:rPr>
+                <w:color w:val="000000"/>
+                <w:sz w:val="20"/>
+                <w:szCs w:val="20"/>
+              </w:rPr>
+              <w:t xml:space="preserve">로 거부, 소유 클라만 제어(같은 클라 재시작 허용)</w:t>
             </w:r>
           </w:p>
         </w:tc>

--- a/개발문서_TCP원격장치제어시스템.docx
+++ b/개발문서_TCP원격장치제어시스템.docx
@@ -12919,7 +12919,7 @@
         <w:rPr>
           <w:color w:val="000000"/>
         </w:rPr>
-        <w:t xml:space="preserve">실 하드웨어 결선에 따라 확정해야 할 항목과 향후 보완 과제는 다음과 같다.</w:t>
+        <w:t xml:space="preserve">실 하드웨어 검증으로 확정된 항목과 향후 보완 과제는 다음과 같다.</w:t>
       </w:r>
     </w:p>
     <w:tbl>
@@ -12994,7 +12994,7 @@
                 <w:sz w:val="20"/>
                 <w:szCs w:val="20"/>
               </w:rPr>
-              <w:t xml:space="preserve">현황 / 가정</w:t>
+              <w:t xml:space="preserve">현황</w:t>
             </w:r>
           </w:p>
         </w:tc>
@@ -13021,7 +13021,7 @@
                 <w:sz w:val="20"/>
                 <w:szCs w:val="20"/>
               </w:rPr>
-              <w:t xml:space="preserve">보완 방향</w:t>
+              <w:t xml:space="preserve">비고</w:t>
             </w:r>
           </w:p>
         </w:tc>
@@ -13073,7 +13073,7 @@
                 <w:sz w:val="20"/>
                 <w:szCs w:val="20"/>
               </w:rPr>
-              <w:t xml:space="preserve">값↑=어두움 가정 (분압 방향에 따라 반전 가능)</w:t>
+              <w:t xml:space="preserve">확정 — 값&gt;=임계값=어두움(DARK)→LED ON</w:t>
             </w:r>
           </w:p>
         </w:tc>
@@ -13095,19 +13095,10 @@
             <w:r>
               <w:rPr>
                 <w:color w:val="000000"/>
-                <w:rFonts w:ascii="Consolas" w:hAnsi="Consolas"/>
-                <w:sz w:val="20"/>
-                <w:szCs w:val="20"/>
-              </w:rPr>
-              <w:t xml:space="preserve">CDS READ</w:t>
-            </w:r>
-            <w:r>
-              <w:rPr>
-                <w:color w:val="000000"/>
-                <w:sz w:val="20"/>
-                <w:szCs w:val="20"/>
-              </w:rPr>
-              <w:t xml:space="preserve"> 실측 후 비교부호 확정</w:t>
+                <w:sz w:val="20"/>
+                <w:szCs w:val="20"/>
+              </w:rPr>
+              <w:t xml:space="preserve">실HW 검증, 비교부호 그대로 유지</w:t>
             </w:r>
           </w:p>
         </w:tc>
@@ -13159,7 +13150,7 @@
                 <w:sz w:val="20"/>
                 <w:szCs w:val="20"/>
               </w:rPr>
-              <w:t xml:space="preserve">기본 0x48 (실측 0x48 인식 확인)</w:t>
+              <w:t xml:space="preserve">확정 — 0x48</w:t>
             </w:r>
           </w:p>
         </w:tc>
@@ -13184,7 +13175,7 @@
                 <w:sz w:val="20"/>
                 <w:szCs w:val="20"/>
               </w:rPr>
-              <w:t xml:space="preserve">보드별 </w:t>
+              <w:t xml:space="preserve">실HW </w:t>
             </w:r>
             <w:r>
               <w:rPr>
@@ -13193,15 +13184,15 @@
                 <w:sz w:val="20"/>
                 <w:szCs w:val="20"/>
               </w:rPr>
-              <w:t xml:space="preserve">i2cdetect -y 1</w:t>
-            </w:r>
-            <w:r>
-              <w:rPr>
-                <w:color w:val="000000"/>
-                <w:sz w:val="20"/>
-                <w:szCs w:val="20"/>
-              </w:rPr>
-              <w:t xml:space="preserve">로 재확인</w:t>
+              <w:t xml:space="preserve">i2cdetect</w:t>
+            </w:r>
+            <w:r>
+              <w:rPr>
+                <w:color w:val="000000"/>
+                <w:sz w:val="20"/>
+                <w:szCs w:val="20"/>
+              </w:rPr>
+              <w:t xml:space="preserve"> 확인</w:t>
             </w:r>
           </w:p>
         </w:tc>
@@ -13228,7 +13219,7 @@
                 <w:sz w:val="20"/>
                 <w:szCs w:val="20"/>
               </w:rPr>
-              <w:t xml:space="preserve">부저 멜로디</w:t>
+              <w:t xml:space="preserve">LED·부저·FND</w:t>
             </w:r>
           </w:p>
         </w:tc>
@@ -13253,7 +13244,7 @@
                 <w:sz w:val="20"/>
                 <w:szCs w:val="20"/>
               </w:rPr>
-              <w:t xml:space="preserve">도레미파솔라시도 placeholder</w:t>
+              <w:t xml:space="preserve">정상 — 밝기 3단계·멜로디·카운트다운 동작</w:t>
             </w:r>
           </w:p>
         </w:tc>
@@ -13278,7 +13269,7 @@
                 <w:sz w:val="20"/>
                 <w:szCs w:val="20"/>
               </w:rPr>
-              <w:t xml:space="preserve">실제 곡(음·박자 테이블) 확정</w:t>
+              <w:t xml:space="preserve">실HW 통합 검증 완료</w:t>
             </w:r>
           </w:p>
         </w:tc>
@@ -13305,7 +13296,7 @@
                 <w:sz w:val="20"/>
                 <w:szCs w:val="20"/>
               </w:rPr>
-              <w:t xml:space="preserve">멱등 처리</w:t>
+              <w:t xml:space="preserve">부저 멜로디 곡</w:t>
             </w:r>
           </w:p>
         </w:tc>
@@ -13330,7 +13321,7 @@
                 <w:sz w:val="20"/>
                 <w:szCs w:val="20"/>
               </w:rPr>
-              <w:t xml:space="preserve">이미 ON인 모드 재요청 동작 미정의</w:t>
+              <w:t xml:space="preserve">도레미파솔라시도 placeholder</w:t>
             </w:r>
           </w:p>
         </w:tc>
@@ -13355,24 +13346,7 @@
                 <w:sz w:val="20"/>
                 <w:szCs w:val="20"/>
               </w:rPr>
-              <w:t xml:space="preserve">에러 없이 </w:t>
-            </w:r>
-            <w:r>
-              <w:rPr>
-                <w:color w:val="000000"/>
-                <w:rFonts w:ascii="Consolas" w:hAnsi="Consolas"/>
-                <w:sz w:val="20"/>
-                <w:szCs w:val="20"/>
-              </w:rPr>
-              <w:t xml:space="preserve">OK</w:t>
-            </w:r>
-            <w:r>
-              <w:rPr>
-                <w:color w:val="000000"/>
-                <w:sz w:val="20"/>
-                <w:szCs w:val="20"/>
-              </w:rPr>
-              <w:t xml:space="preserve"> 응답으로 일관화</w:t>
+              <w:t xml:space="preserve">향후 실제 곡(음·박자 테이블) 확정 가능</w:t>
             </w:r>
           </w:p>
         </w:tc>
@@ -13399,7 +13373,7 @@
                 <w:sz w:val="20"/>
                 <w:szCs w:val="20"/>
               </w:rPr>
-              <w:t xml:space="preserve">실HW 통합검증</w:t>
+              <w:t xml:space="preserve">멱등 처리</w:t>
             </w:r>
           </w:p>
         </w:tc>
@@ -13424,7 +13398,7 @@
                 <w:sz w:val="20"/>
                 <w:szCs w:val="20"/>
               </w:rPr>
-              <w:t xml:space="preserve">7세그 점등·CDS 인식 확인</w:t>
+              <w:t xml:space="preserve">이미 ON인 모드 재요청 동작 미정의</w:t>
             </w:r>
           </w:p>
         </w:tc>
@@ -13449,7 +13423,24 @@
                 <w:sz w:val="20"/>
                 <w:szCs w:val="20"/>
               </w:rPr>
-              <w:t xml:space="preserve">LED 밝기·부저·CDS 자동연동 전체 시나리오 통합 검증</w:t>
+              <w:t xml:space="preserve">향후 에러 없이 </w:t>
+            </w:r>
+            <w:r>
+              <w:rPr>
+                <w:color w:val="000000"/>
+                <w:rFonts w:ascii="Consolas" w:hAnsi="Consolas"/>
+                <w:sz w:val="20"/>
+                <w:szCs w:val="20"/>
+              </w:rPr>
+              <w:t xml:space="preserve">OK</w:t>
+            </w:r>
+            <w:r>
+              <w:rPr>
+                <w:color w:val="000000"/>
+                <w:sz w:val="20"/>
+                <w:szCs w:val="20"/>
+              </w:rPr>
+              <w:t xml:space="preserve"> 응답으로 일관화</w:t>
             </w:r>
           </w:p>
         </w:tc>
@@ -13475,7 +13466,20 @@
         <w:rPr>
           <w:color w:val="000000"/>
         </w:rPr>
-        <w:t xml:space="preserve">: 소스·빌드·크로스 컴파일 완료, 7세그 실HW 점등 및 PCF8591(0x48) I2C 인식 확인. RPi 실 하드웨어에서 CDS 자동연동·임계값, 부저 멜로디, LED 밝기 단계의 최종 통합 검증을 진행 중이다.</w:t>
+        <w:t xml:space="preserve">: 소스·빌드·크로스 컴파일 완료, </w:t>
+      </w:r>
+      <w:r>
+        <w:rPr>
+          <w:b/>
+          <w:color w:val="000000"/>
+        </w:rPr>
+        <w:t xml:space="preserve">RPi 실 하드웨어 전체 동작 검증 완료</w:t>
+      </w:r>
+      <w:r>
+        <w:rPr>
+          <w:color w:val="000000"/>
+        </w:rPr>
+        <w:t xml:space="preserve">(LED 밝기 3단계, 부저 멜로디, CDS 자동연동·임계값, FND 카운트다운 정상, PCF8591 0x48·CDS 극성 확정). 향후 과제는 부저 멜로디 곡 확정과 모드 멱등 처리 정도로, 핵심 요구사항은 모두 구현·검증되었다.</w:t>
       </w:r>
     </w:p>
     <w:p>
